--- a/DESIGN.docx
+++ b/DESIGN.docx
@@ -28,14 +28,75 @@
     <w:p>
       <w:pPr>
         <w:rPr>
-          <w:lang w:val="es-ES_tradnl"/>
-        </w:rPr>
-      </w:pPr>
-      <w:r>
-        <w:rPr>
+          <w:i/>
+          <w:iCs/>
+          <w:color w:val="424A93"/>
+          <w:lang w:val="es-ES_tradnl"/>
+        </w:rPr>
+      </w:pPr>
+      <w:r>
+        <w:rPr>
+          <w:i/>
+          <w:iCs/>
+          <w:color w:val="424A93"/>
           <w:lang w:val="es-ES_tradnl"/>
         </w:rPr>
         <w:t>Valeria Victoria Moreno San Luis – descripción de lenguaje natural</w:t>
+      </w:r>
+    </w:p>
+    <w:p>
+      <w:pPr>
+        <w:rPr>
+          <w:rFonts w:ascii="Aptos" w:eastAsia="Calibri" w:hAnsi="Aptos"/>
+          <w:color w:val="202225"/>
+          <w:sz w:val="22"/>
+          <w:szCs w:val="22"/>
+        </w:rPr>
+      </w:pPr>
+      <w:r>
+        <w:rPr>
+          <w:rFonts w:ascii="Aptos" w:eastAsia="Calibri" w:hAnsi="Aptos"/>
+          <w:color w:val="202225"/>
+          <w:sz w:val="22"/>
+          <w:szCs w:val="22"/>
+        </w:rPr>
+        <w:t xml:space="preserve">Este documento define </w:t>
+      </w:r>
+      <w:r>
+        <w:rPr>
+          <w:rFonts w:ascii="Aptos" w:eastAsia="Calibri" w:hAnsi="Aptos"/>
+          <w:color w:val="202225"/>
+          <w:sz w:val="22"/>
+          <w:szCs w:val="22"/>
+        </w:rPr>
+        <w:t>los</w:t>
+      </w:r>
+      <w:r>
+        <w:rPr>
+          <w:rFonts w:ascii="Aptos" w:eastAsia="Calibri" w:hAnsi="Aptos"/>
+          <w:color w:val="202225"/>
+          <w:sz w:val="22"/>
+          <w:szCs w:val="22"/>
+        </w:rPr>
+        <w:t xml:space="preserve"> colores, tipografías, dimensiones, sombras, formas y demás decisiones visuales </w:t>
+      </w:r>
+      <w:r>
+        <w:rPr>
+          <w:rFonts w:ascii="Aptos" w:eastAsia="Calibri" w:hAnsi="Aptos"/>
+          <w:color w:val="202225"/>
+          <w:sz w:val="22"/>
+          <w:szCs w:val="22"/>
+        </w:rPr>
+        <w:t>del sistema de diseño</w:t>
+      </w:r>
+      <w:r>
+        <w:rPr>
+          <w:rFonts w:ascii="Aptos" w:eastAsia="Calibri" w:hAnsi="Aptos"/>
+          <w:color w:val="202225"/>
+          <w:sz w:val="22"/>
+          <w:szCs w:val="22"/>
+        </w:rPr>
+        <w:t xml:space="preserve">. </w:t>
       </w:r>
     </w:p>
     <w:p>
@@ -802,7 +863,27 @@
           <w:szCs w:val="22"/>
           <w:lang w:val="es-ES_tradnl"/>
         </w:rPr>
-        <w:t>Morado claro (#cac7</w:t>
+        <w:t>Morado claro (#</w:t>
+      </w:r>
+      <w:r>
+        <w:rPr>
+          <w:b/>
+          <w:bCs/>
+          <w:sz w:val="22"/>
+          <w:szCs w:val="22"/>
+          <w:lang w:val="es-ES_tradnl"/>
+        </w:rPr>
+        <w:t>CAC</w:t>
+      </w:r>
+      <w:r>
+        <w:rPr>
+          <w:b/>
+          <w:bCs/>
+          <w:sz w:val="22"/>
+          <w:szCs w:val="22"/>
+          <w:lang w:val="es-ES_tradnl"/>
+        </w:rPr>
+        <w:t>7</w:t>
       </w:r>
       <w:r>
         <w:rPr>
@@ -978,6 +1059,7 @@
           <w:szCs w:val="28"/>
           <w:lang w:val="es-ES_tradnl"/>
         </w:rPr>
+        <w:lastRenderedPageBreak/>
         <w:t>3. Tipografía</w:t>
       </w:r>
     </w:p>
@@ -995,7 +1077,6 @@
           <w:szCs w:val="22"/>
           <w:lang w:val="es-ES_tradnl"/>
         </w:rPr>
-        <w:lastRenderedPageBreak/>
         <w:t xml:space="preserve">Uso dos familias con roles específicos. </w:t>
       </w:r>
       <w:proofErr w:type="spellStart"/>
@@ -1340,7 +1421,7 @@
           <w:sz w:val="22"/>
           <w:szCs w:val="22"/>
         </w:rPr>
-        <w:t xml:space="preserve">Mi diseño utiliza distintos niveles de profundidad para crear una experiencia dinámica y envolvente. La construyo mediante sombras suaves, superposición de elementos, bloques de color y cambios sutiles de escala. Las tarjetas tienen una elevación base de 0 6px 18px con opacidad de 0.10, que aumenta a 0 14px 32px con opacidad de 0.18 durante el hover. Los menús y modales utilizan una sombra de 0 18px 48px con opacidad de 0.18, mientras que los </w:t>
+        <w:t xml:space="preserve">Mi diseño utiliza distintos niveles de profundidad para crear una experiencia dinámica y envolvente. La construyo mediante sombras suaves, superposición de elementos, bloques de color y cambios sutiles de escala. Las tarjetas tienen una elevación base de 0 6px 18px </w:t>
       </w:r>
       <w:r>
         <w:rPr>
@@ -1348,7 +1429,7 @@
           <w:szCs w:val="22"/>
         </w:rPr>
         <w:lastRenderedPageBreak/>
-        <w:t>elementos flotantes pueden llegar a 0 20px 56px con opacidad de 0.22. La intención es que la interfaz se perciba viva, interactiva y organizada, sin perder ligereza.</w:t>
+        <w:t>con opacidad de 0.10, que aumenta a 0 14px 32px con opacidad de 0.18 durante el hover. Los menús y modales utilizan una sombra de 0 18px 48px con opacidad de 0.18, mientras que los elementos flotantes pueden llegar a 0 20px 56px con opacidad de 0.22. La intención es que la interfaz se perciba viva, interactiva y organizada, sin perder ligereza.</w:t>
       </w:r>
     </w:p>
     <w:p>
@@ -1412,7 +1493,42 @@
           <w:sz w:val="22"/>
           <w:szCs w:val="22"/>
         </w:rPr>
-        <w:t>Las fotografías y tarjetas de proyectos mantienen esquinas rectas de 0 px para conservar una estética limpia y editorial. El redondeo de 8 a 16 px se utiliza en campos, etiquetas y componentes secundarios, mientras que los botones emplean esquinas redondeadas de 40 px. Los círculos pequeños se utilizan como viñetas y detalles gráficos en morado o naranja. La flor del isotipo funciona como ícono identificador junto al nombre de la página y puede aparecer de forma puntual en algunas esquinas. Las líneas curvas y las figuras orgánicas complementan el sistema para aportar movimiento sin alterar las fotografías.</w:t>
+        <w:t xml:space="preserve">Las fotografías y tarjetas de proyectos mantienen esquinas rectas de 0 px para conservar una estética limpia y editorial. El redondeo de 8 a 16 px se utiliza en campos, etiquetas y componentes secundarios, mientras que los botones emplean esquinas redondeadas de 40 px. Los círculos pequeños se utilizan como viñetas y detalles gráficos en morado o naranja. La flor del isotipo funciona como ícono identificador junto al nombre de la página y puede aparecer de forma puntual en algunas esquinas. Las líneas curvas y las figuras orgánicas </w:t>
+      </w:r>
+      <w:r>
+        <w:rPr>
+          <w:sz w:val="22"/>
+          <w:szCs w:val="22"/>
+        </w:rPr>
+        <w:t xml:space="preserve">con movimiento </w:t>
+      </w:r>
+      <w:r>
+        <w:rPr>
+          <w:sz w:val="22"/>
+          <w:szCs w:val="22"/>
+        </w:rPr>
+        <w:t xml:space="preserve">complementan el </w:t>
+      </w:r>
+      <w:r>
+        <w:rPr>
+          <w:sz w:val="22"/>
+          <w:szCs w:val="22"/>
+        </w:rPr>
+        <w:t>diseño</w:t>
+      </w:r>
+      <w:r>
+        <w:rPr>
+          <w:sz w:val="22"/>
+          <w:szCs w:val="22"/>
+        </w:rPr>
+        <w:t xml:space="preserve"> para aportar movimiento sin </w:t>
+      </w:r>
+      <w:r>
+        <w:rPr>
+          <w:sz w:val="22"/>
+          <w:szCs w:val="22"/>
+        </w:rPr>
+        <w:t>invadir otros elementos.</w:t>
       </w:r>
     </w:p>
     <w:p>
@@ -1588,7 +1704,35 @@
           <w:sz w:val="22"/>
           <w:szCs w:val="22"/>
         </w:rPr>
-        <w:t>Mi cursor personalizado es un círculo morado de 16 px que aumenta de tamaño al pasar sobre enlaces, botones y proyectos. Al desplazarse por la página deja un trazo suave y temporal, inspirado en las líneas curvas del logotipo, que se desvanece progresivamente. Al hacer clic, el círculo se comprime y genera un pequeño efecto de rebote</w:t>
+        <w:t xml:space="preserve">Mi cursor personalizado es un círculo morado de 16 px que aumenta de tamaño al pasar sobre enlaces, botones y proyectos. Al desplazarse por la página </w:t>
+      </w:r>
+      <w:r>
+        <w:rPr>
+          <w:sz w:val="22"/>
+          <w:szCs w:val="22"/>
+        </w:rPr>
+        <w:t xml:space="preserve">en secciones específicas </w:t>
+      </w:r>
+      <w:r>
+        <w:rPr>
+          <w:sz w:val="22"/>
+          <w:szCs w:val="22"/>
+        </w:rPr>
+        <w:t>deja un trazo suave y temporal</w:t>
+      </w:r>
+      <w:r>
+        <w:rPr>
+          <w:sz w:val="22"/>
+          <w:szCs w:val="22"/>
+        </w:rPr>
+        <w:t xml:space="preserve"> de flores del logo</w:t>
+      </w:r>
+      <w:r>
+        <w:rPr>
+          <w:sz w:val="22"/>
+          <w:szCs w:val="22"/>
+        </w:rPr>
+        <w:t>, que se desvanece progresivamente. Al hacer clic, el círculo se comprime y genera un pequeño efecto de rebote</w:t>
       </w:r>
       <w:r>
         <w:rPr>
@@ -1633,6 +1777,7 @@
           <w:sz w:val="22"/>
           <w:szCs w:val="22"/>
         </w:rPr>
+        <w:lastRenderedPageBreak/>
         <w:t xml:space="preserve">Mis tarjetas de proyectos tienen fondo </w:t>
       </w:r>
       <w:r>
@@ -1676,7 +1821,6 @@
           <w:sz w:val="22"/>
           <w:szCs w:val="22"/>
         </w:rPr>
-        <w:lastRenderedPageBreak/>
         <w:t>La sección hero</w:t>
       </w:r>
       <w:r>
@@ -1691,21 +1835,21 @@
           <w:sz w:val="22"/>
           <w:szCs w:val="22"/>
         </w:rPr>
-        <w:t xml:space="preserve"> presenta mi logotipo completo junto con </w:t>
-      </w:r>
-      <w:r>
-        <w:rPr>
-          <w:sz w:val="22"/>
-          <w:szCs w:val="22"/>
-        </w:rPr>
-        <w:t>mi</w:t>
-      </w:r>
-      <w:r>
-        <w:rPr>
-          <w:sz w:val="22"/>
-          <w:szCs w:val="22"/>
-        </w:rPr>
-        <w:t xml:space="preserve"> fotografía, acompañados de una breve introducción y un botón para conocer mis proyectos. Conserva el fondo base (#F4F3F2), utiliza 64 px de espacio horizontal y entre 96 y 120 px verticales, con un ancho máximo de 1200 px. La fotografía mantiene sus esquinas rectas</w:t>
+        <w:t xml:space="preserve"> presenta mi logotipo completo junto con una breve introducción y un botón para conocer mis proyectos. Conserva el fondo base (#F4F3F2), utiliza 64 px de espacio horizontal y entre 96 y 120 px verticales, con un ancho máximo de 1200 px. </w:t>
+      </w:r>
+      <w:r>
+        <w:rPr>
+          <w:sz w:val="22"/>
+          <w:szCs w:val="22"/>
+        </w:rPr>
+        <w:t>Mi</w:t>
+      </w:r>
+      <w:r>
+        <w:rPr>
+          <w:sz w:val="22"/>
+          <w:szCs w:val="22"/>
+        </w:rPr>
+        <w:t xml:space="preserve"> fotografía mantiene sus esquinas rectas</w:t>
       </w:r>
       <w:r>
         <w:rPr>
@@ -1750,7 +1894,77 @@
           <w:sz w:val="22"/>
           <w:szCs w:val="22"/>
         </w:rPr>
-        <w:t>Los enlaces del menú principal utilizan Nunito SemiBold a 16 px en morado oscuro (#232653); al pasar el cursor cambian a naranja vibrante (#F24210) y aparece un subrayado de 2 px. El enlace activo mantiene un subrayado morado de 3 px. Los enlaces dentro del texto utilizan naranja claro (#FF7150) sin subrayado; durante el hover cambian a naranja vibrante y se subrayan. Los títulos que funcionan como enlaces utilizan Quicksand Bold en morado vibrante (#7D6EFF) y cambian a naranja al pasar el cursor.</w:t>
+        <w:t xml:space="preserve">Los enlaces del menú principal utilizan Nunito SemiBold a 16 px </w:t>
+      </w:r>
+      <w:r>
+        <w:rPr>
+          <w:sz w:val="22"/>
+          <w:szCs w:val="22"/>
+        </w:rPr>
+        <w:t>blanco</w:t>
+      </w:r>
+      <w:r>
+        <w:rPr>
+          <w:sz w:val="22"/>
+          <w:szCs w:val="22"/>
+        </w:rPr>
+        <w:t xml:space="preserve"> (#</w:t>
+      </w:r>
+      <w:r>
+        <w:rPr>
+          <w:sz w:val="22"/>
+          <w:szCs w:val="22"/>
+        </w:rPr>
+        <w:t>FFFFFF</w:t>
+      </w:r>
+      <w:r>
+        <w:rPr>
+          <w:sz w:val="22"/>
+          <w:szCs w:val="22"/>
+        </w:rPr>
+        <w:t xml:space="preserve">); al pasar el cursor cambian a </w:t>
+      </w:r>
+      <w:r>
+        <w:rPr>
+          <w:sz w:val="22"/>
+          <w:szCs w:val="22"/>
+        </w:rPr>
+        <w:t>morado claro</w:t>
+      </w:r>
+      <w:r>
+        <w:rPr>
+          <w:sz w:val="22"/>
+          <w:szCs w:val="22"/>
+        </w:rPr>
+        <w:t xml:space="preserve"> (#</w:t>
+      </w:r>
+      <w:r>
+        <w:rPr>
+          <w:sz w:val="22"/>
+          <w:szCs w:val="22"/>
+        </w:rPr>
+        <w:t>CAC7FF</w:t>
+      </w:r>
+      <w:r>
+        <w:rPr>
+          <w:sz w:val="22"/>
+          <w:szCs w:val="22"/>
+        </w:rPr>
+        <w:t>) y aparece un subrayado de 2 px. El enlace activo mantiene un subrayado morado de 3 px</w:t>
+      </w:r>
+      <w:r>
+        <w:rPr>
+          <w:sz w:val="22"/>
+          <w:szCs w:val="22"/>
+        </w:rPr>
+        <w:t xml:space="preserve"> o blanco dependiendo del fondo</w:t>
+      </w:r>
+      <w:r>
+        <w:rPr>
+          <w:sz w:val="22"/>
+          <w:szCs w:val="22"/>
+        </w:rPr>
+        <w:t>. Los enlaces dentro del texto utilizan naranja claro (#FF7150) sin subrayado; durante el hover cambian a naranja vibrante y se subrayan. Los títulos que funcionan como enlaces utilizan Quicksand Bold en morado vibrante (#7D6EFF) y cambian a naranja al pasar el cursor.</w:t>
       </w:r>
     </w:p>
     <w:p>
@@ -1876,7 +2090,21 @@
           <w:sz w:val="22"/>
           <w:szCs w:val="22"/>
         </w:rPr>
-        <w:t>s, solo se presenta en la pestaña principal.</w:t>
+        <w:t xml:space="preserve">s, solo se presenta en la pestaña </w:t>
+      </w:r>
+      <w:r>
+        <w:rPr>
+          <w:sz w:val="22"/>
+          <w:szCs w:val="22"/>
+        </w:rPr>
+        <w:t>sobre mí</w:t>
+      </w:r>
+      <w:r>
+        <w:rPr>
+          <w:sz w:val="22"/>
+          <w:szCs w:val="22"/>
+        </w:rPr>
+        <w:t>.</w:t>
       </w:r>
     </w:p>
     <w:p>
@@ -1969,7 +2197,28 @@
           <w:sz w:val="22"/>
           <w:szCs w:val="22"/>
         </w:rPr>
-        <w:t>, las fotos de los proyectos al final se acomodan siempre centradas de la página al hacer el hover.</w:t>
+        <w:t xml:space="preserve">, las fotos de los proyectos al final se acomodan siempre centradas de la página al hacer el </w:t>
+      </w:r>
+      <w:r>
+        <w:rPr>
+          <w:sz w:val="22"/>
+          <w:szCs w:val="22"/>
+        </w:rPr>
+        <w:t>arrastre</w:t>
+      </w:r>
+      <w:r>
+        <w:rPr>
+          <w:sz w:val="22"/>
+          <w:szCs w:val="22"/>
+        </w:rPr>
+        <w:t xml:space="preserve"> o drag</w:t>
+      </w:r>
+      <w:r>
+        <w:rPr>
+          <w:sz w:val="22"/>
+          <w:szCs w:val="22"/>
+        </w:rPr>
+        <w:t>.</w:t>
       </w:r>
     </w:p>
     <w:p>
@@ -2020,6 +2269,7 @@
           <w:szCs w:val="28"/>
           <w:lang w:val="es-ES_tradnl"/>
         </w:rPr>
+        <w:lastRenderedPageBreak/>
         <w:t>8.  Reglas (sí y no)</w:t>
       </w:r>
     </w:p>
@@ -2052,264 +2302,264 @@
           <w:sz w:val="22"/>
           <w:szCs w:val="22"/>
         </w:rPr>
+        <w:t>• Usa el morado vibrante (#7D6EFF) como color principal y el naranja (#F24210) para contrastes, enlaces y elementos de acción.</w:t>
+      </w:r>
+    </w:p>
+    <w:p>
+      <w:pPr>
+        <w:rPr>
+          <w:sz w:val="22"/>
+          <w:szCs w:val="22"/>
+        </w:rPr>
+      </w:pPr>
+      <w:r>
+        <w:rPr>
+          <w:sz w:val="22"/>
+          <w:szCs w:val="22"/>
+        </w:rPr>
+        <w:t>• Mantén el gris muy claro (#F4F3F2) como fondo base y utiliza el blanco para tarjetas, campos y secciones de contraste.</w:t>
+      </w:r>
+    </w:p>
+    <w:p>
+      <w:pPr>
+        <w:rPr>
+          <w:sz w:val="22"/>
+          <w:szCs w:val="22"/>
+        </w:rPr>
+      </w:pPr>
+      <w:r>
+        <w:rPr>
+          <w:sz w:val="22"/>
+          <w:szCs w:val="22"/>
+        </w:rPr>
+        <w:t>• Usa Nunito Regular a 18 px para el cuerpo de texto en escritorio; nunca bajes de 16 px.</w:t>
+      </w:r>
+    </w:p>
+    <w:p>
+      <w:pPr>
+        <w:rPr>
+          <w:sz w:val="22"/>
+          <w:szCs w:val="22"/>
+        </w:rPr>
+      </w:pPr>
+      <w:r>
+        <w:rPr>
+          <w:sz w:val="22"/>
+          <w:szCs w:val="22"/>
+        </w:rPr>
+        <w:t>• Utiliza Quicksand para títulos, botones y elementos de énfasis, reservando Quicksand Bold para los títulos principales.</w:t>
+      </w:r>
+    </w:p>
+    <w:p>
+      <w:pPr>
+        <w:rPr>
+          <w:sz w:val="22"/>
+          <w:szCs w:val="22"/>
+        </w:rPr>
+      </w:pPr>
+      <w:r>
+        <w:rPr>
+          <w:sz w:val="22"/>
+          <w:szCs w:val="22"/>
+        </w:rPr>
+        <w:t>• Aplica el sistema de espaciado basado en 8 px y separa las secciones principales entre 80 y 120 px.</w:t>
+      </w:r>
+    </w:p>
+    <w:p>
+      <w:pPr>
+        <w:rPr>
+          <w:sz w:val="22"/>
+          <w:szCs w:val="22"/>
+        </w:rPr>
+      </w:pPr>
+      <w:r>
+        <w:rPr>
+          <w:sz w:val="22"/>
+          <w:szCs w:val="22"/>
+        </w:rPr>
+        <w:t>• Mantén las fotografías y las tarjetas de proyectos con esquinas rectas de 0 px.</w:t>
+      </w:r>
+    </w:p>
+    <w:p>
+      <w:pPr>
+        <w:rPr>
+          <w:sz w:val="22"/>
+          <w:szCs w:val="22"/>
+        </w:rPr>
+      </w:pPr>
+      <w:r>
+        <w:rPr>
+          <w:sz w:val="22"/>
+          <w:szCs w:val="22"/>
+        </w:rPr>
+        <w:t>• Usa esquinas redondeadas de 40 px en los botones y de 8 a 16 px en campos, etiquetas y componentes secundarios.</w:t>
+      </w:r>
+    </w:p>
+    <w:p>
+      <w:pPr>
+        <w:rPr>
+          <w:sz w:val="22"/>
+          <w:szCs w:val="22"/>
+        </w:rPr>
+      </w:pPr>
+      <w:r>
+        <w:rPr>
+          <w:sz w:val="22"/>
+          <w:szCs w:val="22"/>
+        </w:rPr>
+        <w:t>• Implementa estados hover mediante rellenos de color, subrayados, sombras o movimientos sutiles.</w:t>
+      </w:r>
+    </w:p>
+    <w:p>
+      <w:pPr>
+        <w:rPr>
+          <w:sz w:val="22"/>
+          <w:szCs w:val="22"/>
+        </w:rPr>
+      </w:pPr>
+      <w:r>
+        <w:rPr>
+          <w:sz w:val="22"/>
+          <w:szCs w:val="22"/>
+        </w:rPr>
+        <w:t>• Utiliza sombras, superposiciones y formas orgánicas para generar profundidad y dinamismo.</w:t>
+      </w:r>
+    </w:p>
+    <w:p>
+      <w:pPr>
+        <w:rPr>
+          <w:sz w:val="22"/>
+          <w:szCs w:val="22"/>
+        </w:rPr>
+      </w:pPr>
+      <w:r>
+        <w:rPr>
+          <w:sz w:val="22"/>
+          <w:szCs w:val="22"/>
+        </w:rPr>
+        <w:t>• Presenta las tarjetas de educación y experiencia con fondos de color y texto blanco de alto contraste.</w:t>
+      </w:r>
+    </w:p>
+    <w:p>
+      <w:pPr>
+        <w:rPr>
+          <w:sz w:val="22"/>
+          <w:szCs w:val="22"/>
+        </w:rPr>
+      </w:pPr>
+      <w:r>
+        <w:rPr>
+          <w:sz w:val="22"/>
+          <w:szCs w:val="22"/>
+        </w:rPr>
+        <w:t>• Mantén el cursor circular y su trazo animado de forma sutil, sin dificultar la navegación ni la lectura.</w:t>
+      </w:r>
+    </w:p>
+    <w:p>
+      <w:pPr>
+        <w:rPr>
+          <w:sz w:val="22"/>
+          <w:szCs w:val="22"/>
+        </w:rPr>
+      </w:pPr>
+      <w:r>
+        <w:rPr>
+          <w:b/>
+          <w:bCs/>
+          <w:sz w:val="22"/>
+          <w:szCs w:val="22"/>
+        </w:rPr>
+        <w:t>No</w:t>
+      </w:r>
+    </w:p>
+    <w:p>
+      <w:pPr>
+        <w:rPr>
+          <w:sz w:val="22"/>
+          <w:szCs w:val="22"/>
+        </w:rPr>
+      </w:pPr>
+      <w:r>
+        <w:rPr>
+          <w:sz w:val="22"/>
+          <w:szCs w:val="22"/>
+        </w:rPr>
+        <w:t>• No utilices el morado claro (#CAC7FF) como fondo; resérvalo para bordes, halos y detalles gráficos.</w:t>
+      </w:r>
+    </w:p>
+    <w:p>
+      <w:pPr>
+        <w:rPr>
+          <w:sz w:val="22"/>
+          <w:szCs w:val="22"/>
+        </w:rPr>
+      </w:pPr>
+      <w:r>
+        <w:rPr>
+          <w:sz w:val="22"/>
+          <w:szCs w:val="22"/>
+        </w:rPr>
+        <w:t>• No redondees las esquinas de las fotografías ni de las tarjetas de proyectos.</w:t>
+      </w:r>
+    </w:p>
+    <w:p>
+      <w:pPr>
+        <w:rPr>
+          <w:sz w:val="22"/>
+          <w:szCs w:val="22"/>
+        </w:rPr>
+      </w:pPr>
+      <w:r>
+        <w:rPr>
+          <w:sz w:val="22"/>
+          <w:szCs w:val="22"/>
+        </w:rPr>
+        <w:t>• No uses Nunito Light en cuerpos de texto pequeños o extensos, ya que puede perder legibilidad.</w:t>
+      </w:r>
+    </w:p>
+    <w:p>
+      <w:pPr>
+        <w:rPr>
+          <w:sz w:val="22"/>
+          <w:szCs w:val="22"/>
+        </w:rPr>
+      </w:pPr>
+      <w:r>
+        <w:rPr>
+          <w:sz w:val="22"/>
+          <w:szCs w:val="22"/>
+        </w:rPr>
+        <w:t>• No combines demasiados colores dentro de un mismo componente; define un color dominante y otro de acento.</w:t>
+      </w:r>
+    </w:p>
+    <w:p>
+      <w:pPr>
+        <w:rPr>
+          <w:sz w:val="22"/>
+          <w:szCs w:val="22"/>
+        </w:rPr>
+      </w:pPr>
+      <w:r>
+        <w:rPr>
+          <w:sz w:val="22"/>
+          <w:szCs w:val="22"/>
+        </w:rPr>
+        <w:t>• No uses sombras más profundas que 0 20px 56px con una opacidad de 0.22.</w:t>
+      </w:r>
+    </w:p>
+    <w:p>
+      <w:pPr>
+        <w:rPr>
+          <w:sz w:val="22"/>
+          <w:szCs w:val="22"/>
+        </w:rPr>
+      </w:pPr>
+      <w:r>
+        <w:rPr>
+          <w:sz w:val="22"/>
+          <w:szCs w:val="22"/>
+        </w:rPr>
         <w:lastRenderedPageBreak/>
-        <w:t>• Usa el morado vibrante (#7D6EFF) como color principal y el naranja (#F24210) para contrastes, enlaces y elementos de acción.</w:t>
-      </w:r>
-    </w:p>
-    <w:p>
-      <w:pPr>
-        <w:rPr>
-          <w:sz w:val="22"/>
-          <w:szCs w:val="22"/>
-        </w:rPr>
-      </w:pPr>
-      <w:r>
-        <w:rPr>
-          <w:sz w:val="22"/>
-          <w:szCs w:val="22"/>
-        </w:rPr>
-        <w:t>• Mantén el gris muy claro (#F4F3F2) como fondo base y utiliza el blanco para tarjetas, campos y secciones de contraste.</w:t>
-      </w:r>
-    </w:p>
-    <w:p>
-      <w:pPr>
-        <w:rPr>
-          <w:sz w:val="22"/>
-          <w:szCs w:val="22"/>
-        </w:rPr>
-      </w:pPr>
-      <w:r>
-        <w:rPr>
-          <w:sz w:val="22"/>
-          <w:szCs w:val="22"/>
-        </w:rPr>
-        <w:t>• Usa Nunito Regular a 18 px para el cuerpo de texto en escritorio; nunca bajes de 16 px.</w:t>
-      </w:r>
-    </w:p>
-    <w:p>
-      <w:pPr>
-        <w:rPr>
-          <w:sz w:val="22"/>
-          <w:szCs w:val="22"/>
-        </w:rPr>
-      </w:pPr>
-      <w:r>
-        <w:rPr>
-          <w:sz w:val="22"/>
-          <w:szCs w:val="22"/>
-        </w:rPr>
-        <w:t>• Utiliza Quicksand para títulos, botones y elementos de énfasis, reservando Quicksand Bold para los títulos principales.</w:t>
-      </w:r>
-    </w:p>
-    <w:p>
-      <w:pPr>
-        <w:rPr>
-          <w:sz w:val="22"/>
-          <w:szCs w:val="22"/>
-        </w:rPr>
-      </w:pPr>
-      <w:r>
-        <w:rPr>
-          <w:sz w:val="22"/>
-          <w:szCs w:val="22"/>
-        </w:rPr>
-        <w:t>• Aplica el sistema de espaciado basado en 8 px y separa las secciones principales entre 80 y 120 px.</w:t>
-      </w:r>
-    </w:p>
-    <w:p>
-      <w:pPr>
-        <w:rPr>
-          <w:sz w:val="22"/>
-          <w:szCs w:val="22"/>
-        </w:rPr>
-      </w:pPr>
-      <w:r>
-        <w:rPr>
-          <w:sz w:val="22"/>
-          <w:szCs w:val="22"/>
-        </w:rPr>
-        <w:t>• Mantén las fotografías y las tarjetas de proyectos con esquinas rectas de 0 px.</w:t>
-      </w:r>
-    </w:p>
-    <w:p>
-      <w:pPr>
-        <w:rPr>
-          <w:sz w:val="22"/>
-          <w:szCs w:val="22"/>
-        </w:rPr>
-      </w:pPr>
-      <w:r>
-        <w:rPr>
-          <w:sz w:val="22"/>
-          <w:szCs w:val="22"/>
-        </w:rPr>
-        <w:t>• Usa esquinas redondeadas de 40 px en los botones y de 8 a 16 px en campos, etiquetas y componentes secundarios.</w:t>
-      </w:r>
-    </w:p>
-    <w:p>
-      <w:pPr>
-        <w:rPr>
-          <w:sz w:val="22"/>
-          <w:szCs w:val="22"/>
-        </w:rPr>
-      </w:pPr>
-      <w:r>
-        <w:rPr>
-          <w:sz w:val="22"/>
-          <w:szCs w:val="22"/>
-        </w:rPr>
-        <w:t>• Implementa estados hover mediante rellenos de color, subrayados, sombras o movimientos sutiles.</w:t>
-      </w:r>
-    </w:p>
-    <w:p>
-      <w:pPr>
-        <w:rPr>
-          <w:sz w:val="22"/>
-          <w:szCs w:val="22"/>
-        </w:rPr>
-      </w:pPr>
-      <w:r>
-        <w:rPr>
-          <w:sz w:val="22"/>
-          <w:szCs w:val="22"/>
-        </w:rPr>
-        <w:t>• Utiliza sombras, superposiciones y formas orgánicas para generar profundidad y dinamismo.</w:t>
-      </w:r>
-    </w:p>
-    <w:p>
-      <w:pPr>
-        <w:rPr>
-          <w:sz w:val="22"/>
-          <w:szCs w:val="22"/>
-        </w:rPr>
-      </w:pPr>
-      <w:r>
-        <w:rPr>
-          <w:sz w:val="22"/>
-          <w:szCs w:val="22"/>
-        </w:rPr>
-        <w:t>• Presenta las tarjetas de educación y experiencia con fondos de color y texto blanco de alto contraste.</w:t>
-      </w:r>
-    </w:p>
-    <w:p>
-      <w:pPr>
-        <w:rPr>
-          <w:sz w:val="22"/>
-          <w:szCs w:val="22"/>
-        </w:rPr>
-      </w:pPr>
-      <w:r>
-        <w:rPr>
-          <w:sz w:val="22"/>
-          <w:szCs w:val="22"/>
-        </w:rPr>
-        <w:t>• Mantén el cursor circular y su trazo animado de forma sutil, sin dificultar la navegación ni la lectura.</w:t>
-      </w:r>
-    </w:p>
-    <w:p>
-      <w:pPr>
-        <w:rPr>
-          <w:sz w:val="22"/>
-          <w:szCs w:val="22"/>
-        </w:rPr>
-      </w:pPr>
-      <w:r>
-        <w:rPr>
-          <w:b/>
-          <w:bCs/>
-          <w:sz w:val="22"/>
-          <w:szCs w:val="22"/>
-        </w:rPr>
-        <w:t>No</w:t>
-      </w:r>
-    </w:p>
-    <w:p>
-      <w:pPr>
-        <w:rPr>
-          <w:sz w:val="22"/>
-          <w:szCs w:val="22"/>
-        </w:rPr>
-      </w:pPr>
-      <w:r>
-        <w:rPr>
-          <w:sz w:val="22"/>
-          <w:szCs w:val="22"/>
-        </w:rPr>
-        <w:t>• No utilices el morado claro (#CAC7FF) como fondo; resérvalo para bordes, halos y detalles gráficos.</w:t>
-      </w:r>
-    </w:p>
-    <w:p>
-      <w:pPr>
-        <w:rPr>
-          <w:sz w:val="22"/>
-          <w:szCs w:val="22"/>
-        </w:rPr>
-      </w:pPr>
-      <w:r>
-        <w:rPr>
-          <w:sz w:val="22"/>
-          <w:szCs w:val="22"/>
-        </w:rPr>
-        <w:t>• No redondees las esquinas de las fotografías ni de las tarjetas de proyectos.</w:t>
-      </w:r>
-    </w:p>
-    <w:p>
-      <w:pPr>
-        <w:rPr>
-          <w:sz w:val="22"/>
-          <w:szCs w:val="22"/>
-        </w:rPr>
-      </w:pPr>
-      <w:r>
-        <w:rPr>
-          <w:sz w:val="22"/>
-          <w:szCs w:val="22"/>
-        </w:rPr>
-        <w:t>• No uses Nunito Light en cuerpos de texto pequeños o extensos, ya que puede perder legibilidad.</w:t>
-      </w:r>
-    </w:p>
-    <w:p>
-      <w:pPr>
-        <w:rPr>
-          <w:sz w:val="22"/>
-          <w:szCs w:val="22"/>
-        </w:rPr>
-      </w:pPr>
-      <w:r>
-        <w:rPr>
-          <w:sz w:val="22"/>
-          <w:szCs w:val="22"/>
-        </w:rPr>
-        <w:t>• No combines demasiados colores dentro de un mismo componente; define un color dominante y otro de acento.</w:t>
-      </w:r>
-    </w:p>
-    <w:p>
-      <w:pPr>
-        <w:rPr>
-          <w:sz w:val="22"/>
-          <w:szCs w:val="22"/>
-        </w:rPr>
-      </w:pPr>
-      <w:r>
-        <w:rPr>
-          <w:sz w:val="22"/>
-          <w:szCs w:val="22"/>
-        </w:rPr>
-        <w:t>• No uses sombras más profundas que 0 20px 56px con una opacidad de 0.22.</w:t>
-      </w:r>
-    </w:p>
-    <w:p>
-      <w:pPr>
-        <w:rPr>
-          <w:sz w:val="22"/>
-          <w:szCs w:val="22"/>
-        </w:rPr>
-      </w:pPr>
-      <w:r>
-        <w:rPr>
-          <w:sz w:val="22"/>
-          <w:szCs w:val="22"/>
-        </w:rPr>
         <w:t>• No hagas botones menores a 44 px de alto ni reduzcas demasiado su área interactiva.</w:t>
       </w:r>
     </w:p>
@@ -2340,7 +2590,6 @@
           <w:sz w:val="22"/>
           <w:szCs w:val="22"/>
         </w:rPr>
-        <w:lastRenderedPageBreak/>
         <w:t>• No distingas enlaces únicamente mediante el color; utiliza también subrayados o cambios visibles durante el hover.</w:t>
       </w:r>
     </w:p>
@@ -3266,6 +3515,7 @@
   <w:style w:type="character" w:default="1" w:styleId="Fuentedeprrafopredeter">
     <w:name w:val="Default Paragraph Font"/>
     <w:uiPriority w:val="1"/>
+    <w:semiHidden/>
     <w:unhideWhenUsed/>
   </w:style>
   <w:style w:type="table" w:default="1" w:styleId="Tablanormal">
